--- a/ncos_ebird_summary_2026-01-30.docx
+++ b/ncos_ebird_summary_2026-01-30.docx
@@ -75,7 +75,7 @@
           <w:b/>
           <w:bCs/>
         </w:rPr>
-        <w:t xml:space="preserve">259 species have been recorded here, in 5,769 checklists, by 712 eBirders</w:t>
+        <w:t xml:space="preserve">259 species have been recorded here (across all years), in 5,769 checklists, by 712 eBirders</w:t>
       </w:r>
       <w:r>
         <w:t xml:space="preserve">.</w:t>
@@ -86,12 +86,31 @@
         <w:pStyle w:val="BodyText"/>
       </w:pPr>
       <w:r>
-        <w:t xml:space="preserve">Here I look at the number of species reported per year, the number of checklists submitted per year, and the relationship between those two variables.</w:t>
+        <w:t xml:space="preserve">When considering just 2018-2025, 243 species have been recorded in eBird checklists.</w:t>
       </w:r>
     </w:p>
     <w:p>
       <w:pPr>
         <w:pStyle w:val="BodyText"/>
+      </w:pPr>
+      <w:r>
+        <w:t xml:space="preserve">Here I look at the number of species reported per year, the number of checklists submitted per year, and the relationship between those two variables.</w:t>
+      </w:r>
+    </w:p>
+    <w:p>
+      <w:pPr>
+        <w:pStyle w:val="BodyText"/>
+      </w:pPr>
+      <w:r>
+        <w:t xml:space="preserve">Notes:</w:t>
+      </w:r>
+    </w:p>
+    <w:p>
+      <w:pPr>
+        <w:numPr>
+          <w:ilvl w:val="0"/>
+          <w:numId w:val="1001"/>
+        </w:numPr>
       </w:pPr>
       <w:r>
         <w:t xml:space="preserve">The code to generate this summary is in</w:t>
@@ -112,12 +131,23 @@
       </w:r>
     </w:p>
     <w:p>
+      <w:pPr>
+        <w:numPr>
+          <w:ilvl w:val="0"/>
+          <w:numId w:val="1001"/>
+        </w:numPr>
+      </w:pPr>
+      <w:r>
+        <w:t xml:space="preserve">This includes monthly CCBER surveys at NCOS if they were submitted to eBird</w:t>
+      </w:r>
+    </w:p>
+    <w:p>
       <w:r>
         <w:br w:type="page"/>
       </w:r>
     </w:p>
     <w:bookmarkEnd w:id="22"/>
-    <w:bookmarkStart w:id="38" w:name="preliminary-figures"/>
+    <w:bookmarkStart w:id="43" w:name="preliminary-figures"/>
     <w:p>
       <w:pPr>
         <w:pStyle w:val="Heading2"/>
@@ -126,282 +156,402 @@
         <w:t xml:space="preserve">Preliminary figures</w:t>
       </w:r>
     </w:p>
-    <w:p>
-      <w:pPr>
-        <w:pStyle w:val="FirstParagraph"/>
-      </w:pPr>
-      <w:r>
-        <w:drawing>
-          <wp:inline>
-            <wp:extent cx="5334000" cy="4267200"/>
-            <wp:effectExtent b="0" l="0" r="0" t="0"/>
-            <wp:docPr descr="" title="" id="24" name="Picture"/>
-            <a:graphic>
-              <a:graphicData uri="http://schemas.openxmlformats.org/drawingml/2006/picture">
-                <pic:pic>
-                  <pic:nvPicPr>
-                    <pic:cNvPr descr="ncos_ebird_summary_2026-01-30_files/figure-docx/unnamed-chunk-2-1.png" id="25" name="Picture"/>
-                    <pic:cNvPicPr>
-                      <a:picLocks noChangeArrowheads="1" noChangeAspect="1"/>
-                    </pic:cNvPicPr>
-                  </pic:nvPicPr>
-                  <pic:blipFill>
-                    <a:blip r:embed="rId23"/>
-                    <a:stretch>
-                      <a:fillRect/>
-                    </a:stretch>
-                  </pic:blipFill>
-                  <pic:spPr bwMode="auto">
-                    <a:xfrm>
-                      <a:off x="0" y="0"/>
-                      <a:ext cx="5334000" cy="4267200"/>
-                    </a:xfrm>
-                    <a:prstGeom prst="rect">
-                      <a:avLst/>
-                    </a:prstGeom>
-                    <a:noFill/>
-                    <a:ln w="9525">
-                      <a:noFill/>
-                      <a:headEnd/>
-                      <a:tailEnd/>
-                    </a:ln>
-                  </pic:spPr>
-                </pic:pic>
-              </a:graphicData>
-            </a:graphic>
-          </wp:inline>
-        </w:drawing>
-      </w:r>
-    </w:p>
-    <w:p>
-      <w:pPr>
-        <w:pStyle w:val="BodyText"/>
-      </w:pPr>
-      <w:r>
-        <w:t xml:space="preserve">Figure 1. Number of species recorded at the NCOS eBird hotspot per calendar year. The vertical dashed line indicates 2018, when NCOS was opened to the public.</w:t>
-      </w:r>
-    </w:p>
-    <w:p>
-      <w:pPr>
-        <w:pStyle w:val="BodyText"/>
-      </w:pPr>
-      <w:r>
-        <w:drawing>
-          <wp:inline>
-            <wp:extent cx="5334000" cy="4267200"/>
-            <wp:effectExtent b="0" l="0" r="0" t="0"/>
-            <wp:docPr descr="" title="" id="27" name="Picture"/>
-            <a:graphic>
-              <a:graphicData uri="http://schemas.openxmlformats.org/drawingml/2006/picture">
-                <pic:pic>
-                  <pic:nvPicPr>
-                    <pic:cNvPr descr="ncos_ebird_summary_2026-01-30_files/figure-docx/unnamed-chunk-3-1.png" id="28" name="Picture"/>
-                    <pic:cNvPicPr>
-                      <a:picLocks noChangeArrowheads="1" noChangeAspect="1"/>
-                    </pic:cNvPicPr>
-                  </pic:nvPicPr>
-                  <pic:blipFill>
-                    <a:blip r:embed="rId26"/>
-                    <a:stretch>
-                      <a:fillRect/>
-                    </a:stretch>
-                  </pic:blipFill>
-                  <pic:spPr bwMode="auto">
-                    <a:xfrm>
-                      <a:off x="0" y="0"/>
-                      <a:ext cx="5334000" cy="4267200"/>
-                    </a:xfrm>
-                    <a:prstGeom prst="rect">
-                      <a:avLst/>
-                    </a:prstGeom>
-                    <a:noFill/>
-                    <a:ln w="9525">
-                      <a:noFill/>
-                      <a:headEnd/>
-                      <a:tailEnd/>
-                    </a:ln>
-                  </pic:spPr>
-                </pic:pic>
-              </a:graphicData>
-            </a:graphic>
-          </wp:inline>
-        </w:drawing>
-      </w:r>
-    </w:p>
-    <w:p>
-      <w:pPr>
-        <w:pStyle w:val="BodyText"/>
-      </w:pPr>
-      <w:r>
-        <w:t xml:space="preserve">Figure 2. Number of species recorded per year between 2010 and 2025.</w:t>
-      </w:r>
-    </w:p>
-    <w:p>
-      <w:pPr>
-        <w:pStyle w:val="BodyText"/>
-      </w:pPr>
-      <w:r>
-        <w:drawing>
-          <wp:inline>
-            <wp:extent cx="5334000" cy="4267200"/>
-            <wp:effectExtent b="0" l="0" r="0" t="0"/>
-            <wp:docPr descr="" title="" id="30" name="Picture"/>
-            <a:graphic>
-              <a:graphicData uri="http://schemas.openxmlformats.org/drawingml/2006/picture">
-                <pic:pic>
-                  <pic:nvPicPr>
-                    <pic:cNvPr descr="ncos_ebird_summary_2026-01-30_files/figure-docx/unnamed-chunk-4-1.png" id="31" name="Picture"/>
-                    <pic:cNvPicPr>
-                      <a:picLocks noChangeArrowheads="1" noChangeAspect="1"/>
-                    </pic:cNvPicPr>
-                  </pic:nvPicPr>
-                  <pic:blipFill>
-                    <a:blip r:embed="rId29"/>
-                    <a:stretch>
-                      <a:fillRect/>
-                    </a:stretch>
-                  </pic:blipFill>
-                  <pic:spPr bwMode="auto">
-                    <a:xfrm>
-                      <a:off x="0" y="0"/>
-                      <a:ext cx="5334000" cy="4267200"/>
-                    </a:xfrm>
-                    <a:prstGeom prst="rect">
-                      <a:avLst/>
-                    </a:prstGeom>
-                    <a:noFill/>
-                    <a:ln w="9525">
-                      <a:noFill/>
-                      <a:headEnd/>
-                      <a:tailEnd/>
-                    </a:ln>
-                  </pic:spPr>
-                </pic:pic>
-              </a:graphicData>
-            </a:graphic>
-          </wp:inline>
-        </w:drawing>
-      </w:r>
-    </w:p>
-    <w:p>
-      <w:pPr>
-        <w:pStyle w:val="BodyText"/>
-      </w:pPr>
-      <w:r>
-        <w:t xml:space="preserve">Figure 3. Number of checklists submitted at the NCOS eBird hotspot per calendar year. The vertical dashed line indicates 2018, when NCOS was opened to the public.</w:t>
-      </w:r>
-    </w:p>
-    <w:p>
-      <w:pPr>
-        <w:pStyle w:val="BodyText"/>
-      </w:pPr>
-      <w:r>
-        <w:drawing>
-          <wp:inline>
-            <wp:extent cx="5334000" cy="4267200"/>
-            <wp:effectExtent b="0" l="0" r="0" t="0"/>
-            <wp:docPr descr="" title="" id="33" name="Picture"/>
-            <a:graphic>
-              <a:graphicData uri="http://schemas.openxmlformats.org/drawingml/2006/picture">
-                <pic:pic>
-                  <pic:nvPicPr>
-                    <pic:cNvPr descr="ncos_ebird_summary_2026-01-30_files/figure-docx/unnamed-chunk-5-1.png" id="34" name="Picture"/>
-                    <pic:cNvPicPr>
-                      <a:picLocks noChangeArrowheads="1" noChangeAspect="1"/>
-                    </pic:cNvPicPr>
-                  </pic:nvPicPr>
-                  <pic:blipFill>
-                    <a:blip r:embed="rId32"/>
-                    <a:stretch>
-                      <a:fillRect/>
-                    </a:stretch>
-                  </pic:blipFill>
-                  <pic:spPr bwMode="auto">
-                    <a:xfrm>
-                      <a:off x="0" y="0"/>
-                      <a:ext cx="5334000" cy="4267200"/>
-                    </a:xfrm>
-                    <a:prstGeom prst="rect">
-                      <a:avLst/>
-                    </a:prstGeom>
-                    <a:noFill/>
-                    <a:ln w="9525">
-                      <a:noFill/>
-                      <a:headEnd/>
-                      <a:tailEnd/>
-                    </a:ln>
-                  </pic:spPr>
-                </pic:pic>
-              </a:graphicData>
-            </a:graphic>
-          </wp:inline>
-        </w:drawing>
-      </w:r>
-    </w:p>
-    <w:p>
-      <w:pPr>
-        <w:pStyle w:val="BodyText"/>
-      </w:pPr>
-      <w:r>
-        <w:t xml:space="preserve">Figure 4. Number of checklists submitted at NCOS between 2010-2025. The vertical dashed line indicates 2018, when NCOS was opened to the public.</w:t>
-      </w:r>
-    </w:p>
-    <w:p>
-      <w:pPr>
-        <w:pStyle w:val="BodyText"/>
-      </w:pPr>
-      <w:r>
-        <w:drawing>
-          <wp:inline>
-            <wp:extent cx="5334000" cy="4267200"/>
-            <wp:effectExtent b="0" l="0" r="0" t="0"/>
-            <wp:docPr descr="" title="" id="36" name="Picture"/>
-            <a:graphic>
-              <a:graphicData uri="http://schemas.openxmlformats.org/drawingml/2006/picture">
-                <pic:pic>
-                  <pic:nvPicPr>
-                    <pic:cNvPr descr="ncos_ebird_summary_2026-01-30_files/figure-docx/unnamed-chunk-6-1.png" id="37" name="Picture"/>
-                    <pic:cNvPicPr>
-                      <a:picLocks noChangeArrowheads="1" noChangeAspect="1"/>
-                    </pic:cNvPicPr>
-                  </pic:nvPicPr>
-                  <pic:blipFill>
-                    <a:blip r:embed="rId35"/>
-                    <a:stretch>
-                      <a:fillRect/>
-                    </a:stretch>
-                  </pic:blipFill>
-                  <pic:spPr bwMode="auto">
-                    <a:xfrm>
-                      <a:off x="0" y="0"/>
-                      <a:ext cx="5334000" cy="4267200"/>
-                    </a:xfrm>
-                    <a:prstGeom prst="rect">
-                      <a:avLst/>
-                    </a:prstGeom>
-                    <a:noFill/>
-                    <a:ln w="9525">
-                      <a:noFill/>
-                      <a:headEnd/>
-                      <a:tailEnd/>
-                    </a:ln>
-                  </pic:spPr>
-                </pic:pic>
-              </a:graphicData>
-            </a:graphic>
-          </wp:inline>
-        </w:drawing>
-      </w:r>
-    </w:p>
-    <w:p>
-      <w:pPr>
-        <w:pStyle w:val="BodyText"/>
-      </w:pPr>
-      <w:r>
-        <w:t xml:space="preserve">Figure 5. Number of species recorded per year in relation to the number of checklists submitted per year.</w:t>
-      </w:r>
-    </w:p>
-    <w:bookmarkEnd w:id="38"/>
+    <w:tbl>
+      <w:tblPr>
+        <w:tblStyle w:val="Table"/>
+        <w:tblW w:type="pct" w:w="5000"/>
+        <w:tblLayout w:type="fixed"/>
+        <w:tblLook w:firstRow="0" w:lastRow="0" w:firstColumn="0" w:lastColumn="0" w:noHBand="0" w:noVBand="0" w:val="0000"/>
+      </w:tblPr>
+      <w:tblGrid>
+        <w:gridCol w:w="7920"/>
+      </w:tblGrid>
+      <w:tr>
+        <w:tc>
+          <w:tcPr/>
+          <w:bookmarkStart w:id="26" w:name="fig-ncos-sp_richness"/>
+          <w:p>
+            <w:pPr>
+              <w:pStyle w:val="Compact"/>
+              <w:jc w:val="center"/>
+            </w:pPr>
+            <w:r>
+              <w:drawing>
+                <wp:inline>
+                  <wp:extent cx="5334000" cy="4267200"/>
+                  <wp:effectExtent b="0" l="0" r="0" t="0"/>
+                  <wp:docPr descr="" title="" id="24" name="Picture"/>
+                  <a:graphic>
+                    <a:graphicData uri="http://schemas.openxmlformats.org/drawingml/2006/picture">
+                      <pic:pic>
+                        <pic:nvPicPr>
+                          <pic:cNvPr descr="ncos_ebird_summary_2026-01-30_files/figure-docx/fig-ncos-sp_richness-1.png" id="25" name="Picture"/>
+                          <pic:cNvPicPr>
+                            <a:picLocks noChangeArrowheads="1" noChangeAspect="1"/>
+                          </pic:cNvPicPr>
+                        </pic:nvPicPr>
+                        <pic:blipFill>
+                          <a:blip r:embed="rId23"/>
+                          <a:stretch>
+                            <a:fillRect/>
+                          </a:stretch>
+                        </pic:blipFill>
+                        <pic:spPr bwMode="auto">
+                          <a:xfrm>
+                            <a:off x="0" y="0"/>
+                            <a:ext cx="5334000" cy="4267200"/>
+                          </a:xfrm>
+                          <a:prstGeom prst="rect">
+                            <a:avLst/>
+                          </a:prstGeom>
+                          <a:noFill/>
+                          <a:ln w="9525">
+                            <a:noFill/>
+                            <a:headEnd/>
+                            <a:tailEnd/>
+                          </a:ln>
+                        </pic:spPr>
+                      </pic:pic>
+                    </a:graphicData>
+                  </a:graphic>
+                </wp:inline>
+              </w:drawing>
+            </w:r>
+          </w:p>
+          <w:p>
+            <w:pPr>
+              <w:jc w:val="center"/>
+            </w:pPr>
+            <w:pPr>
+              <w:jc w:val="left"/>
+              <w:spacing w:before="200"/>
+              <w:pStyle w:val="ImageCaption"/>
+            </w:pPr>
+            <w:r>
+              <w:t xml:space="preserve">Figure 1: Number of species recorded at the NCOS eBird hotspot per calendar year. The vertical dashed line indicates 2018, when NCOS was opened to the public.</w:t>
+            </w:r>
+          </w:p>
+          <w:bookmarkEnd w:id="26"/>
+        </w:tc>
+      </w:tr>
+    </w:tbl>
+    <w:tbl>
+      <w:tblPr>
+        <w:tblStyle w:val="Table"/>
+        <w:tblW w:type="pct" w:w="5000"/>
+        <w:tblLayout w:type="fixed"/>
+        <w:tblLook w:firstRow="0" w:lastRow="0" w:firstColumn="0" w:lastColumn="0" w:noHBand="0" w:noVBand="0" w:val="0000"/>
+      </w:tblPr>
+      <w:tblGrid>
+        <w:gridCol w:w="7920"/>
+      </w:tblGrid>
+      <w:tr>
+        <w:tc>
+          <w:tcPr/>
+          <w:bookmarkStart w:id="30" w:name="fig-ncos-sp_richness-recent"/>
+          <w:p>
+            <w:pPr>
+              <w:pStyle w:val="Compact"/>
+              <w:jc w:val="center"/>
+            </w:pPr>
+            <w:r>
+              <w:drawing>
+                <wp:inline>
+                  <wp:extent cx="5334000" cy="4267200"/>
+                  <wp:effectExtent b="0" l="0" r="0" t="0"/>
+                  <wp:docPr descr="" title="" id="28" name="Picture"/>
+                  <a:graphic>
+                    <a:graphicData uri="http://schemas.openxmlformats.org/drawingml/2006/picture">
+                      <pic:pic>
+                        <pic:nvPicPr>
+                          <pic:cNvPr descr="ncos_ebird_summary_2026-01-30_files/figure-docx/fig-ncos-sp_richness-recent-1.png" id="29" name="Picture"/>
+                          <pic:cNvPicPr>
+                            <a:picLocks noChangeArrowheads="1" noChangeAspect="1"/>
+                          </pic:cNvPicPr>
+                        </pic:nvPicPr>
+                        <pic:blipFill>
+                          <a:blip r:embed="rId27"/>
+                          <a:stretch>
+                            <a:fillRect/>
+                          </a:stretch>
+                        </pic:blipFill>
+                        <pic:spPr bwMode="auto">
+                          <a:xfrm>
+                            <a:off x="0" y="0"/>
+                            <a:ext cx="5334000" cy="4267200"/>
+                          </a:xfrm>
+                          <a:prstGeom prst="rect">
+                            <a:avLst/>
+                          </a:prstGeom>
+                          <a:noFill/>
+                          <a:ln w="9525">
+                            <a:noFill/>
+                            <a:headEnd/>
+                            <a:tailEnd/>
+                          </a:ln>
+                        </pic:spPr>
+                      </pic:pic>
+                    </a:graphicData>
+                  </a:graphic>
+                </wp:inline>
+              </w:drawing>
+            </w:r>
+          </w:p>
+          <w:p>
+            <w:pPr>
+              <w:jc w:val="center"/>
+            </w:pPr>
+            <w:pPr>
+              <w:jc w:val="left"/>
+              <w:spacing w:before="200"/>
+              <w:pStyle w:val="ImageCaption"/>
+            </w:pPr>
+            <w:r>
+              <w:t xml:space="preserve">Figure 2: Number of species recorded per year between 2010 and 2025.</w:t>
+            </w:r>
+          </w:p>
+          <w:bookmarkEnd w:id="30"/>
+        </w:tc>
+      </w:tr>
+    </w:tbl>
+    <w:tbl>
+      <w:tblPr>
+        <w:tblStyle w:val="Table"/>
+        <w:tblW w:type="pct" w:w="5000"/>
+        <w:tblLayout w:type="fixed"/>
+        <w:tblLook w:firstRow="0" w:lastRow="0" w:firstColumn="0" w:lastColumn="0" w:noHBand="0" w:noVBand="0" w:val="0000"/>
+      </w:tblPr>
+      <w:tblGrid>
+        <w:gridCol w:w="7920"/>
+      </w:tblGrid>
+      <w:tr>
+        <w:tc>
+          <w:tcPr/>
+          <w:bookmarkStart w:id="34" w:name="fig-ncos-checklists"/>
+          <w:p>
+            <w:pPr>
+              <w:pStyle w:val="Compact"/>
+              <w:jc w:val="center"/>
+            </w:pPr>
+            <w:r>
+              <w:drawing>
+                <wp:inline>
+                  <wp:extent cx="5334000" cy="4267200"/>
+                  <wp:effectExtent b="0" l="0" r="0" t="0"/>
+                  <wp:docPr descr="" title="" id="32" name="Picture"/>
+                  <a:graphic>
+                    <a:graphicData uri="http://schemas.openxmlformats.org/drawingml/2006/picture">
+                      <pic:pic>
+                        <pic:nvPicPr>
+                          <pic:cNvPr descr="ncos_ebird_summary_2026-01-30_files/figure-docx/fig-ncos-checklists-1.png" id="33" name="Picture"/>
+                          <pic:cNvPicPr>
+                            <a:picLocks noChangeArrowheads="1" noChangeAspect="1"/>
+                          </pic:cNvPicPr>
+                        </pic:nvPicPr>
+                        <pic:blipFill>
+                          <a:blip r:embed="rId31"/>
+                          <a:stretch>
+                            <a:fillRect/>
+                          </a:stretch>
+                        </pic:blipFill>
+                        <pic:spPr bwMode="auto">
+                          <a:xfrm>
+                            <a:off x="0" y="0"/>
+                            <a:ext cx="5334000" cy="4267200"/>
+                          </a:xfrm>
+                          <a:prstGeom prst="rect">
+                            <a:avLst/>
+                          </a:prstGeom>
+                          <a:noFill/>
+                          <a:ln w="9525">
+                            <a:noFill/>
+                            <a:headEnd/>
+                            <a:tailEnd/>
+                          </a:ln>
+                        </pic:spPr>
+                      </pic:pic>
+                    </a:graphicData>
+                  </a:graphic>
+                </wp:inline>
+              </w:drawing>
+            </w:r>
+          </w:p>
+          <w:p>
+            <w:pPr>
+              <w:jc w:val="center"/>
+            </w:pPr>
+            <w:pPr>
+              <w:jc w:val="left"/>
+              <w:spacing w:before="200"/>
+              <w:pStyle w:val="ImageCaption"/>
+            </w:pPr>
+            <w:r>
+              <w:t xml:space="preserve">Figure 3: Number of checklists submitted at the NCOS eBird hotspot per calendar year. The vertical dashed line indicates 2018, when NCOS was opened to the public.</w:t>
+            </w:r>
+          </w:p>
+          <w:bookmarkEnd w:id="34"/>
+        </w:tc>
+      </w:tr>
+    </w:tbl>
+    <w:tbl>
+      <w:tblPr>
+        <w:tblStyle w:val="Table"/>
+        <w:tblW w:type="pct" w:w="5000"/>
+        <w:tblLayout w:type="fixed"/>
+        <w:tblLook w:firstRow="0" w:lastRow="0" w:firstColumn="0" w:lastColumn="0" w:noHBand="0" w:noVBand="0" w:val="0000"/>
+      </w:tblPr>
+      <w:tblGrid>
+        <w:gridCol w:w="7920"/>
+      </w:tblGrid>
+      <w:tr>
+        <w:tc>
+          <w:tcPr/>
+          <w:bookmarkStart w:id="38" w:name="fig-ncos-checklists-recent"/>
+          <w:p>
+            <w:pPr>
+              <w:pStyle w:val="Compact"/>
+              <w:jc w:val="center"/>
+            </w:pPr>
+            <w:r>
+              <w:drawing>
+                <wp:inline>
+                  <wp:extent cx="5334000" cy="4267200"/>
+                  <wp:effectExtent b="0" l="0" r="0" t="0"/>
+                  <wp:docPr descr="" title="" id="36" name="Picture"/>
+                  <a:graphic>
+                    <a:graphicData uri="http://schemas.openxmlformats.org/drawingml/2006/picture">
+                      <pic:pic>
+                        <pic:nvPicPr>
+                          <pic:cNvPr descr="ncos_ebird_summary_2026-01-30_files/figure-docx/fig-ncos-checklists-recent-1.png" id="37" name="Picture"/>
+                          <pic:cNvPicPr>
+                            <a:picLocks noChangeArrowheads="1" noChangeAspect="1"/>
+                          </pic:cNvPicPr>
+                        </pic:nvPicPr>
+                        <pic:blipFill>
+                          <a:blip r:embed="rId35"/>
+                          <a:stretch>
+                            <a:fillRect/>
+                          </a:stretch>
+                        </pic:blipFill>
+                        <pic:spPr bwMode="auto">
+                          <a:xfrm>
+                            <a:off x="0" y="0"/>
+                            <a:ext cx="5334000" cy="4267200"/>
+                          </a:xfrm>
+                          <a:prstGeom prst="rect">
+                            <a:avLst/>
+                          </a:prstGeom>
+                          <a:noFill/>
+                          <a:ln w="9525">
+                            <a:noFill/>
+                            <a:headEnd/>
+                            <a:tailEnd/>
+                          </a:ln>
+                        </pic:spPr>
+                      </pic:pic>
+                    </a:graphicData>
+                  </a:graphic>
+                </wp:inline>
+              </w:drawing>
+            </w:r>
+          </w:p>
+          <w:p>
+            <w:pPr>
+              <w:jc w:val="center"/>
+            </w:pPr>
+            <w:pPr>
+              <w:jc w:val="left"/>
+              <w:spacing w:before="200"/>
+              <w:pStyle w:val="ImageCaption"/>
+            </w:pPr>
+            <w:r>
+              <w:t xml:space="preserve">Figure 4: Number of checklists submitted at NCOS between 2010-2025. The vertical dashed line indicates 2018, when NCOS was opened to the public.</w:t>
+            </w:r>
+          </w:p>
+          <w:bookmarkEnd w:id="38"/>
+        </w:tc>
+      </w:tr>
+    </w:tbl>
+    <w:tbl>
+      <w:tblPr>
+        <w:tblStyle w:val="Table"/>
+        <w:tblW w:type="pct" w:w="5000"/>
+        <w:tblLayout w:type="fixed"/>
+        <w:tblLook w:firstRow="0" w:lastRow="0" w:firstColumn="0" w:lastColumn="0" w:noHBand="0" w:noVBand="0" w:val="0000"/>
+      </w:tblPr>
+      <w:tblGrid>
+        <w:gridCol w:w="7920"/>
+      </w:tblGrid>
+      <w:tr>
+        <w:tc>
+          <w:tcPr/>
+          <w:bookmarkStart w:id="42" w:name="fig-ncos-sp-vs-checklists"/>
+          <w:p>
+            <w:pPr>
+              <w:pStyle w:val="Compact"/>
+              <w:jc w:val="center"/>
+            </w:pPr>
+            <w:r>
+              <w:drawing>
+                <wp:inline>
+                  <wp:extent cx="5334000" cy="4267200"/>
+                  <wp:effectExtent b="0" l="0" r="0" t="0"/>
+                  <wp:docPr descr="" title="" id="40" name="Picture"/>
+                  <a:graphic>
+                    <a:graphicData uri="http://schemas.openxmlformats.org/drawingml/2006/picture">
+                      <pic:pic>
+                        <pic:nvPicPr>
+                          <pic:cNvPr descr="ncos_ebird_summary_2026-01-30_files/figure-docx/fig-ncos-sp-vs-checklists-1.png" id="41" name="Picture"/>
+                          <pic:cNvPicPr>
+                            <a:picLocks noChangeArrowheads="1" noChangeAspect="1"/>
+                          </pic:cNvPicPr>
+                        </pic:nvPicPr>
+                        <pic:blipFill>
+                          <a:blip r:embed="rId39"/>
+                          <a:stretch>
+                            <a:fillRect/>
+                          </a:stretch>
+                        </pic:blipFill>
+                        <pic:spPr bwMode="auto">
+                          <a:xfrm>
+                            <a:off x="0" y="0"/>
+                            <a:ext cx="5334000" cy="4267200"/>
+                          </a:xfrm>
+                          <a:prstGeom prst="rect">
+                            <a:avLst/>
+                          </a:prstGeom>
+                          <a:noFill/>
+                          <a:ln w="9525">
+                            <a:noFill/>
+                            <a:headEnd/>
+                            <a:tailEnd/>
+                          </a:ln>
+                        </pic:spPr>
+                      </pic:pic>
+                    </a:graphicData>
+                  </a:graphic>
+                </wp:inline>
+              </w:drawing>
+            </w:r>
+          </w:p>
+          <w:p>
+            <w:pPr>
+              <w:jc w:val="center"/>
+            </w:pPr>
+            <w:pPr>
+              <w:jc w:val="left"/>
+              <w:spacing w:before="200"/>
+              <w:pStyle w:val="ImageCaption"/>
+            </w:pPr>
+            <w:r>
+              <w:t xml:space="preserve">Figure 5: Number of species recorded per year in relation to the number of checklists submitted per year.</w:t>
+            </w:r>
+          </w:p>
+          <w:bookmarkEnd w:id="42"/>
+        </w:tc>
+      </w:tr>
+    </w:tbl>
+    <w:bookmarkEnd w:id="43"/>
     <w:sectPr>
       <w:footnotePr>
         <w:numRestart w:val="eachSect"/>
@@ -512,8 +662,114 @@
       </w:pPr>
     </w:lvl>
   </w:abstractNum>
+  <w:abstractNum w:abstractNumId="991">
+    <w:nsid w:val="0000A991"/>
+    <w:multiLevelType w:val="multilevel"/>
+    <w:lvl w:ilvl="0">
+      <w:numFmt w:val="bullet"/>
+      <w:lvlText w:val=""/>
+      <w:lvlJc w:val="left"/>
+      <w:pPr>
+        <w:ind w:left="720" w:hanging="360"/>
+      </w:pPr>
+      <w:rPr>
+        <w:rFonts w:ascii="Symbol" w:hAnsi="Symbol" w:cs="Symbol" w:hint="default"/>
+      </w:rPr>
+    </w:lvl>
+    <w:lvl w:ilvl="1">
+      <w:numFmt w:val="bullet"/>
+      <w:lvlText w:val="o"/>
+      <w:lvlJc w:val="left"/>
+      <w:pPr>
+        <w:ind w:left="1440" w:hanging="360"/>
+      </w:pPr>
+      <w:rPr>
+        <w:rFonts w:ascii="Courier New" w:hAnsi="Courier New" w:cs="Courier New" w:hint="default"/>
+      </w:rPr>
+    </w:lvl>
+    <w:lvl w:ilvl="2">
+      <w:numFmt w:val="bullet"/>
+      <w:lvlText w:val=""/>
+      <w:lvlJc w:val="left"/>
+      <w:pPr>
+        <w:ind w:left="2160" w:hanging="360"/>
+      </w:pPr>
+      <w:rPr>
+        <w:rFonts w:ascii="Wingdings" w:hAnsi="Wingdings" w:cs="Wingdings" w:hint="default"/>
+      </w:rPr>
+    </w:lvl>
+    <w:lvl w:ilvl="3">
+      <w:numFmt w:val="bullet"/>
+      <w:lvlText w:val=""/>
+      <w:lvlJc w:val="left"/>
+      <w:pPr>
+        <w:ind w:left="2880" w:hanging="360"/>
+      </w:pPr>
+      <w:rPr>
+        <w:rFonts w:ascii="Symbol" w:hAnsi="Symbol" w:cs="Symbol" w:hint="default"/>
+      </w:rPr>
+    </w:lvl>
+    <w:lvl w:ilvl="4">
+      <w:numFmt w:val="bullet"/>
+      <w:lvlText w:val="o"/>
+      <w:lvlJc w:val="left"/>
+      <w:pPr>
+        <w:ind w:left="3600" w:hanging="360"/>
+      </w:pPr>
+      <w:rPr>
+        <w:rFonts w:ascii="Courier New" w:hAnsi="Courier New" w:cs="Courier New" w:hint="default"/>
+      </w:rPr>
+    </w:lvl>
+    <w:lvl w:ilvl="5">
+      <w:numFmt w:val="bullet"/>
+      <w:lvlText w:val=""/>
+      <w:lvlJc w:val="left"/>
+      <w:pPr>
+        <w:ind w:left="4320" w:hanging="360"/>
+      </w:pPr>
+      <w:rPr>
+        <w:rFonts w:ascii="Wingdings" w:hAnsi="Wingdings" w:cs="Wingdings" w:hint="default"/>
+      </w:rPr>
+    </w:lvl>
+    <w:lvl w:ilvl="6">
+      <w:numFmt w:val="bullet"/>
+      <w:lvlText w:val=""/>
+      <w:lvlJc w:val="left"/>
+      <w:pPr>
+        <w:ind w:left="5040" w:hanging="360"/>
+      </w:pPr>
+      <w:rPr>
+        <w:rFonts w:ascii="Symbol" w:hAnsi="Symbol" w:cs="Symbol" w:hint="default"/>
+      </w:rPr>
+    </w:lvl>
+    <w:lvl w:ilvl="7">
+      <w:numFmt w:val="bullet"/>
+      <w:lvlText w:val="o"/>
+      <w:lvlJc w:val="left"/>
+      <w:pPr>
+        <w:ind w:left="5760" w:hanging="360"/>
+      </w:pPr>
+      <w:rPr>
+        <w:rFonts w:ascii="Courier New" w:hAnsi="Courier New" w:cs="Courier New" w:hint="default"/>
+      </w:rPr>
+    </w:lvl>
+    <w:lvl w:ilvl="8">
+      <w:numFmt w:val="bullet"/>
+      <w:lvlText w:val=""/>
+      <w:lvlJc w:val="left"/>
+      <w:pPr>
+        <w:ind w:left="6480" w:hanging="360"/>
+      </w:pPr>
+      <w:rPr>
+        <w:rFonts w:ascii="Wingdings" w:hAnsi="Wingdings" w:cs="Wingdings" w:hint="default"/>
+      </w:rPr>
+    </w:lvl>
+  </w:abstractNum>
   <w:num w:numId="1000">
     <w:abstractNumId w:val="990"/>
+  </w:num>
+  <w:num w:numId="1001">
+    <w:abstractNumId w:val="991"/>
   </w:num>
 </w:numbering>
 </file>
